--- a/Homework02/20235829-Ma Ngọc Thắng/SRS-Tạo mới Yêu cầu Nhập hàng (YCNH).docx
+++ b/Homework02/20235829-Ma Ngọc Thắng/SRS-Tạo mới Yêu cầu Nhập hàng (YCNH).docx
@@ -64,18 +64,14 @@
     <w:p>
       <w:pPr>
         <w:pStyle w:val="Heading1"/>
-        <w:numPr>
-          <w:ilvl w:val="0"/>
-          <w:numId w:val="1"/>
-        </w:numPr>
-        <w:ind w:left="432" w:hanging="432"/>
+        <w:ind w:left="0" w:firstLine="0"/>
         <w:rPr/>
       </w:pPr>
       <w:r>
         <w:rPr>
           <w:rtl w:val="0"/>
         </w:rPr>
-        <w:t xml:space="preserve">Biểu đồ use case tổng quan </w:t>
+        <w:t xml:space="preserve">1. Biểu đồ use case tổng quan </w:t>
       </w:r>
     </w:p>
     <w:p>
@@ -102,7 +98,7 @@
           <wp:inline distB="114300" distT="114300" distL="114300" distR="114300">
             <wp:extent cx="5759775" cy="5321300"/>
             <wp:effectExtent b="0" l="0" r="0" t="0"/>
-            <wp:docPr id="1" name="image1.png"/>
+            <wp:docPr id="2" name="image1.png"/>
             <a:graphic>
               <a:graphicData uri="http://schemas.openxmlformats.org/drawingml/2006/picture">
                 <pic:pic>
@@ -140,18 +136,14 @@
     <w:p>
       <w:pPr>
         <w:pStyle w:val="Heading1"/>
-        <w:numPr>
-          <w:ilvl w:val="0"/>
-          <w:numId w:val="1"/>
-        </w:numPr>
-        <w:ind w:left="432" w:hanging="432"/>
+        <w:ind w:left="0" w:firstLine="0"/>
         <w:rPr/>
       </w:pPr>
       <w:r>
         <w:rPr>
           <w:rtl w:val="0"/>
         </w:rPr>
-        <w:t xml:space="preserve">Đặc tả Use case</w:t>
+        <w:t xml:space="preserve">2. Đặc tả Use case</w:t>
       </w:r>
     </w:p>
     <w:p>
@@ -878,7 +870,7 @@
                       <w:szCs w:val="19"/>
                       <w:rtl w:val="0"/>
                     </w:rPr>
-                    <w:t xml:space="preserve">Chọn chức năng "Tạo mới yêu cầu nhập hàng".</w:t>
+                    <w:t xml:space="preserve">Chọn chức năng "Tạo yêu cầu nhập hàng mới".</w:t>
                   </w:r>
                 </w:p>
               </w:tc>
@@ -959,7 +951,7 @@
                       <w:szCs w:val="19"/>
                       <w:rtl w:val="0"/>
                     </w:rPr>
-                    <w:t xml:space="preserve">Hiển thị form nhập liệu gồm thông tin chung và lưới danh sách các món đã nhập (ban đầu trống).</w:t>
+                    <w:t xml:space="preserve">Hiển thị form nhập liệu gồm danh sách các mặt hàng còn tồn lại, và danh sách các mặt hàng đã nhập (ban đầu trống).</w:t>
                   </w:r>
                 </w:p>
               </w:tc>
@@ -1040,7 +1032,7 @@
                       <w:szCs w:val="19"/>
                       <w:rtl w:val="0"/>
                     </w:rPr>
-                    <w:t xml:space="preserve">Nhập mã mặt hàng, số lượng, đơn vị tính và ngày nhận mong muốn cho từng món hàng. </w:t>
+                    <w:t xml:space="preserve">Lựa chọn (các) mặt hàng trong danh sách. </w:t>
                   </w:r>
                 </w:p>
               </w:tc>
@@ -1141,7 +1133,6 @@
                       <w:numId w:val="2"/>
                     </w:numPr>
                     <w:spacing w:before="120" w:lineRule="auto"/>
-                    <w:ind w:left="0" w:firstLine="0"/>
                     <w:jc w:val="center"/>
                     <w:rPr>
                       <w:sz w:val="19"/>
@@ -1203,7 +1194,7 @@
                       <w:szCs w:val="19"/>
                       <w:rtl w:val="0"/>
                     </w:rPr>
-                    <w:t xml:space="preserve">Kiểm tra lại toàn bộ danh sách và nhấn nút "Gửi yêu cầu".</w:t>
+                    <w:t xml:space="preserve">Nhập số lượng, đơn vị tính, và ngày nhận mong muốn với mỗi mặt hàng đã lựa chọn.</w:t>
                   </w:r>
                 </w:p>
               </w:tc>
@@ -1258,7 +1249,7 @@
                       <w:szCs w:val="19"/>
                       <w:rtl w:val="0"/>
                     </w:rPr>
-                    <w:t xml:space="preserve">Hệ thống</w:t>
+                    <w:t xml:space="preserve">Bộ phận bán hàng</w:t>
                   </w:r>
                 </w:p>
               </w:tc>
@@ -1284,7 +1275,88 @@
                       <w:szCs w:val="19"/>
                       <w:rtl w:val="0"/>
                     </w:rPr>
-                    <w:t xml:space="preserve">Kiểm tra tính hợp lệ của dữ liệu (mã hàng tồn tại, số lượng &gt; 0, ngày nhận hợp lệ).</w:t>
+                    <w:t xml:space="preserve">Kiểm tra lại toàn bộ danh sách và nhấn nút "Xác nhận tạo yêu cầu".</w:t>
+                  </w:r>
+                </w:p>
+              </w:tc>
+            </w:tr>
+            <w:tr>
+              <w:trPr>
+                <w:cantSplit w:val="0"/>
+                <w:tblHeader w:val="0"/>
+              </w:trPr>
+              <w:tc>
+                <w:tcPr/>
+                <w:p>
+                  <w:pPr>
+                    <w:numPr>
+                      <w:ilvl w:val="0"/>
+                      <w:numId w:val="2"/>
+                    </w:numPr>
+                    <w:spacing w:before="120" w:lineRule="auto"/>
+                    <w:ind w:left="0" w:firstLine="0"/>
+                    <w:jc w:val="center"/>
+                    <w:rPr>
+                      <w:sz w:val="19"/>
+                      <w:szCs w:val="19"/>
+                    </w:rPr>
+                  </w:pPr>
+                  <w:r>
+                    <w:rPr>
+                      <w:rtl w:val="0"/>
+                    </w:rPr>
+                  </w:r>
+                </w:p>
+              </w:tc>
+              <w:tc>
+                <w:tcPr>
+                  <w:tcBorders>
+                    <w:right w:color="000000" w:space="0" w:sz="0" w:val="nil"/>
+                  </w:tcBorders>
+                </w:tcPr>
+                <w:p>
+                  <w:pPr>
+                    <w:widowControl w:val="0"/>
+                    <w:spacing w:after="40" w:lineRule="auto"/>
+                    <w:ind w:left="105" w:firstLine="0"/>
+                    <w:rPr>
+                      <w:sz w:val="19"/>
+                      <w:szCs w:val="19"/>
+                    </w:rPr>
+                  </w:pPr>
+                  <w:r>
+                    <w:rPr>
+                      <w:sz w:val="19"/>
+                      <w:szCs w:val="19"/>
+                      <w:rtl w:val="0"/>
+                    </w:rPr>
+                    <w:t xml:space="preserve">Hệ thống</w:t>
+                  </w:r>
+                </w:p>
+              </w:tc>
+              <w:tc>
+                <w:tcPr>
+                  <w:tcBorders>
+                    <w:left w:color="000000" w:space="0" w:sz="0" w:val="nil"/>
+                  </w:tcBorders>
+                </w:tcPr>
+                <w:p>
+                  <w:pPr>
+                    <w:widowControl w:val="0"/>
+                    <w:spacing w:after="40" w:lineRule="auto"/>
+                    <w:ind w:left="105" w:firstLine="0"/>
+                    <w:rPr>
+                      <w:sz w:val="19"/>
+                      <w:szCs w:val="19"/>
+                    </w:rPr>
+                  </w:pPr>
+                  <w:r>
+                    <w:rPr>
+                      <w:sz w:val="19"/>
+                      <w:szCs w:val="19"/>
+                      <w:rtl w:val="0"/>
+                    </w:rPr>
+                    <w:t xml:space="preserve">Kiểm tra tính hợp lệ của dữ liệu (số lượng &gt; 0, ngày nhận hợp lệ).</w:t>
                   </w:r>
                 </w:p>
               </w:tc>
@@ -1714,7 +1786,6 @@
             <w:tr>
               <w:trPr>
                 <w:cantSplit w:val="0"/>
-                <w:trHeight w:val="286" w:hRule="atLeast"/>
                 <w:tblHeader w:val="0"/>
               </w:trPr>
               <w:tc>
@@ -1735,7 +1806,7 @@
                       <w:szCs w:val="19"/>
                       <w:rtl w:val="0"/>
                     </w:rPr>
-                    <w:t xml:space="preserve">4a.</w:t>
+                    <w:t xml:space="preserve">3a.</w:t>
                   </w:r>
                 </w:p>
               </w:tc>
@@ -1760,7 +1831,7 @@
                       <w:szCs w:val="19"/>
                       <w:rtl w:val="0"/>
                     </w:rPr>
-                    <w:t xml:space="preserve">Hệ thống</w:t>
+                    <w:t xml:space="preserve">Bộ phận bán hàng</w:t>
                   </w:r>
                 </w:p>
               </w:tc>
@@ -1785,7 +1856,7 @@
                       <w:szCs w:val="19"/>
                       <w:rtl w:val="0"/>
                     </w:rPr>
-                    <w:t xml:space="preserve">Thông báo: "Mã hàng không tồn tại hoặc đã ngừng kinh doanh".</w:t>
+                    <w:t xml:space="preserve">Tìm kiếm một mặt hàng theo mã hoặc tên mặt hàng.</w:t>
                   </w:r>
                 </w:p>
               </w:tc>
@@ -1813,7 +1884,7 @@
                       <w:szCs w:val="19"/>
                       <w:rtl w:val="0"/>
                     </w:rPr>
-                    <w:t xml:space="preserve">4b.</w:t>
+                    <w:t xml:space="preserve">3b.</w:t>
                   </w:r>
                 </w:p>
               </w:tc>
@@ -1863,7 +1934,23 @@
                       <w:szCs w:val="19"/>
                       <w:rtl w:val="0"/>
                     </w:rPr>
-                    <w:t xml:space="preserve">Quay lại bước 3</w:t>
+                    <w:t xml:space="preserve">Lọc và hiển thị (các) mặt hàng có mã trùng với mã tìm kiếm, hoặc tên có chứa từ </w:t>
+                  </w:r>
+                  <w:r>
+                    <w:rPr>
+                      <w:sz w:val="19"/>
+                      <w:szCs w:val="19"/>
+                      <w:rtl w:val="0"/>
+                    </w:rPr>
+                    <w:t xml:space="preserve">khoá</w:t>
+                  </w:r>
+                  <w:r>
+                    <w:rPr>
+                      <w:sz w:val="19"/>
+                      <w:szCs w:val="19"/>
+                      <w:rtl w:val="0"/>
+                    </w:rPr>
+                    <w:t xml:space="preserve"> tìm kiếm.</w:t>
                   </w:r>
                 </w:p>
               </w:tc>
@@ -1891,7 +1978,7 @@
                       <w:szCs w:val="19"/>
                       <w:rtl w:val="0"/>
                     </w:rPr>
-                    <w:t xml:space="preserve">4c.</w:t>
+                    <w:t xml:space="preserve">3c.</w:t>
                   </w:r>
                 </w:p>
               </w:tc>
@@ -1941,7 +2028,7 @@
                       <w:szCs w:val="19"/>
                       <w:rtl w:val="0"/>
                     </w:rPr>
-                    <w:t xml:space="preserve">Chỉnh sửa lại thông tin (quan trọng nhất: Mã hàng</w:t>
+                    <w:t xml:space="preserve">Lựa chọn mặt hàng trong số các mặt hàng được lọc ra.</w:t>
                   </w:r>
                 </w:p>
               </w:tc>
@@ -1969,7 +2056,7 @@
                       <w:szCs w:val="19"/>
                       <w:rtl w:val="0"/>
                     </w:rPr>
-                    <w:t xml:space="preserve">6a.</w:t>
+                    <w:t xml:space="preserve">7a.</w:t>
                   </w:r>
                 </w:p>
               </w:tc>
@@ -2019,7 +2106,7 @@
                       <w:szCs w:val="19"/>
                       <w:rtl w:val="0"/>
                     </w:rPr>
-                    <w:t xml:space="preserve">Thông báo dữ liệu không hợp lệ (thiếu thông tin bắt buộc)</w:t>
+                    <w:t xml:space="preserve">Thông báo dữ liệu không hợp lệ (thiếu thông tin bắt buộc).</w:t>
                   </w:r>
                 </w:p>
               </w:tc>
@@ -2047,7 +2134,7 @@
                       <w:szCs w:val="19"/>
                       <w:rtl w:val="0"/>
                     </w:rPr>
-                    <w:t xml:space="preserve">6b.</w:t>
+                    <w:t xml:space="preserve">7b.</w:t>
                   </w:r>
                 </w:p>
               </w:tc>
@@ -2097,7 +2184,7 @@
                       <w:szCs w:val="19"/>
                       <w:rtl w:val="0"/>
                     </w:rPr>
-                    <w:t xml:space="preserve">Quay lại bước 3</w:t>
+                    <w:t xml:space="preserve">Quay lại bước 3.</w:t>
                   </w:r>
                 </w:p>
               </w:tc>
@@ -2125,7 +2212,7 @@
                       <w:szCs w:val="19"/>
                       <w:rtl w:val="0"/>
                     </w:rPr>
-                    <w:t xml:space="preserve">6c.</w:t>
+                    <w:t xml:space="preserve">7c.</w:t>
                   </w:r>
                 </w:p>
               </w:tc>
@@ -2175,7 +2262,7 @@
                       <w:szCs w:val="19"/>
                       <w:rtl w:val="0"/>
                     </w:rPr>
-                    <w:t xml:space="preserve">Chỉnh sửa lại thông tin</w:t>
+                    <w:t xml:space="preserve">Chỉnh sửa lại thông tin.</w:t>
                   </w:r>
                 </w:p>
               </w:tc>
@@ -2373,31 +2460,39 @@
     <w:p>
       <w:pPr>
         <w:pStyle w:val="Heading1"/>
-        <w:numPr>
-          <w:ilvl w:val="0"/>
-          <w:numId w:val="1"/>
-        </w:numPr>
-        <w:ind w:left="432" w:hanging="432"/>
+        <w:ind w:left="0" w:firstLine="0"/>
         <w:rPr/>
       </w:pPr>
       <w:r>
         <w:rPr>
           <w:rtl w:val="0"/>
         </w:rPr>
-        <w:t xml:space="preserve">Activity Diagram</w:t>
+        <w:t xml:space="preserve">3. Activity Diagram</w:t>
       </w:r>
     </w:p>
     <w:p>
       <w:pPr>
+        <w:ind w:left="0" w:firstLine="0"/>
+        <w:rPr/>
+      </w:pPr>
+      <w:r>
+        <w:rPr>
+          <w:rtl w:val="0"/>
+        </w:rPr>
+      </w:r>
+    </w:p>
+    <w:p>
+      <w:pPr>
+        <w:ind w:left="0" w:firstLine="0"/>
         <w:rPr/>
       </w:pPr>
       <w:r>
         <w:rPr/>
         <w:drawing>
           <wp:inline distB="114300" distT="114300" distL="114300" distR="114300">
-            <wp:extent cx="5759775" cy="4699000"/>
+            <wp:extent cx="5759775" cy="6413500"/>
             <wp:effectExtent b="0" l="0" r="0" t="0"/>
-            <wp:docPr id="2" name="image2.png"/>
+            <wp:docPr id="1" name="image2.png"/>
             <a:graphic>
               <a:graphicData uri="http://schemas.openxmlformats.org/drawingml/2006/picture">
                 <pic:pic>
@@ -2415,7 +2510,7 @@
                   <pic:spPr>
                     <a:xfrm>
                       <a:off x="0" y="0"/>
-                      <a:ext cx="5759775" cy="4699000"/>
+                      <a:ext cx="5759775" cy="6413500"/>
                     </a:xfrm>
                     <a:prstGeom prst="rect"/>
                     <a:ln/>
@@ -3170,7 +3265,7 @@
 
 <file path=customXML/item1.xml><?xml version="1.0" encoding="utf-8"?>
 <go:gDocsCustomXmlDataStorage xmlns:go="http://customooxmlschemas.google.com/" xmlns:r="http://schemas.openxmlformats.org/officeDocument/2006/relationships" uri="GoogleDocsCustomDataVersion2">
-  <go:docsCustomData xmlns:go="http://customooxmlschemas.google.com/" roundtripDataSignature="AMtx7mjprKF35PmYeFPa7oV7a6IYWDlYJQ==">CgMxLjA4AHIhMS1wU0UxTHdBZUx5amlQdGVIbUZsOUlMX2tad0RXZTNB</go:docsCustomData>
+  <go:docsCustomData xmlns:go="http://customooxmlschemas.google.com/" roundtripDataSignature="AMtx7mj3yZZJl4TAcNNPAKVj83+7nT9+Hg==">CgMxLjA4AHIhMTNBSHA0WEc0UU5lZThjODdsYzhzYndxNjh2TlVlTHVy</go:docsCustomData>
 </go:gDocsCustomXmlDataStorage>
 </file>
 
